--- a/lyrics.docx
+++ b/lyrics.docx
@@ -1008,6 +1008,7 @@
         <w:t>Go to the store and buy some more, 99 bottles of beer on the wall.</w:t>
       </w:r>
     </w:p>
+    <w:p/>
     <w:sectPr>
       <w:pgSz w:w="11906" w:h="16838"/>
       <w:pgMar w:top="1134" w:right="850" w:bottom="1134" w:left="1701" w:header="708" w:footer="708" w:gutter="0"/>
@@ -1426,7 +1427,7 @@
     <w:link w:val="10"/>
     <w:uiPriority w:val="9"/>
     <w:qFormat/>
-    <w:rsid w:val="00FE2B19"/>
+    <w:rsid w:val="00070981"/>
     <w:pPr>
       <w:keepNext/>
       <w:keepLines/>
@@ -1449,7 +1450,7 @@
     <w:semiHidden/>
     <w:unhideWhenUsed/>
     <w:qFormat/>
-    <w:rsid w:val="00FE2B19"/>
+    <w:rsid w:val="00070981"/>
     <w:pPr>
       <w:keepNext/>
       <w:keepLines/>
@@ -1472,7 +1473,7 @@
     <w:semiHidden/>
     <w:unhideWhenUsed/>
     <w:qFormat/>
-    <w:rsid w:val="00FE2B19"/>
+    <w:rsid w:val="00070981"/>
     <w:pPr>
       <w:keepNext/>
       <w:keepLines/>
@@ -1495,7 +1496,7 @@
     <w:semiHidden/>
     <w:unhideWhenUsed/>
     <w:qFormat/>
-    <w:rsid w:val="00FE2B19"/>
+    <w:rsid w:val="00070981"/>
     <w:pPr>
       <w:keepNext/>
       <w:keepLines/>
@@ -1518,7 +1519,7 @@
     <w:semiHidden/>
     <w:unhideWhenUsed/>
     <w:qFormat/>
-    <w:rsid w:val="00FE2B19"/>
+    <w:rsid w:val="00070981"/>
     <w:pPr>
       <w:keepNext/>
       <w:keepLines/>
@@ -1539,7 +1540,7 @@
     <w:semiHidden/>
     <w:unhideWhenUsed/>
     <w:qFormat/>
-    <w:rsid w:val="00FE2B19"/>
+    <w:rsid w:val="00070981"/>
     <w:pPr>
       <w:keepNext/>
       <w:keepLines/>
@@ -1562,7 +1563,7 @@
     <w:semiHidden/>
     <w:unhideWhenUsed/>
     <w:qFormat/>
-    <w:rsid w:val="00FE2B19"/>
+    <w:rsid w:val="00070981"/>
     <w:pPr>
       <w:keepNext/>
       <w:keepLines/>
@@ -1583,7 +1584,7 @@
     <w:semiHidden/>
     <w:unhideWhenUsed/>
     <w:qFormat/>
-    <w:rsid w:val="00FE2B19"/>
+    <w:rsid w:val="00070981"/>
     <w:pPr>
       <w:keepNext/>
       <w:keepLines/>
@@ -1606,7 +1607,7 @@
     <w:semiHidden/>
     <w:unhideWhenUsed/>
     <w:qFormat/>
-    <w:rsid w:val="00FE2B19"/>
+    <w:rsid w:val="00070981"/>
     <w:pPr>
       <w:keepNext/>
       <w:keepLines/>
@@ -1621,7 +1622,6 @@
   <w:style w:type="character" w:default="1" w:styleId="a0">
     <w:name w:val="Default Paragraph Font"/>
     <w:uiPriority w:val="1"/>
-    <w:semiHidden/>
     <w:unhideWhenUsed/>
   </w:style>
   <w:style w:type="table" w:default="1" w:styleId="a1">
@@ -1650,7 +1650,7 @@
     <w:basedOn w:val="a0"/>
     <w:link w:val="1"/>
     <w:uiPriority w:val="9"/>
-    <w:rsid w:val="00FE2B19"/>
+    <w:rsid w:val="00070981"/>
     <w:rPr>
       <w:rFonts w:asciiTheme="majorHAnsi" w:eastAsiaTheme="majorEastAsia" w:hAnsiTheme="majorHAnsi" w:cstheme="majorBidi"/>
       <w:color w:val="2F5496" w:themeColor="accent1" w:themeShade="BF"/>
@@ -1664,7 +1664,7 @@
     <w:link w:val="2"/>
     <w:uiPriority w:val="9"/>
     <w:semiHidden/>
-    <w:rsid w:val="00FE2B19"/>
+    <w:rsid w:val="00070981"/>
     <w:rPr>
       <w:rFonts w:asciiTheme="majorHAnsi" w:eastAsiaTheme="majorEastAsia" w:hAnsiTheme="majorHAnsi" w:cstheme="majorBidi"/>
       <w:color w:val="2F5496" w:themeColor="accent1" w:themeShade="BF"/>
@@ -1678,7 +1678,7 @@
     <w:link w:val="3"/>
     <w:uiPriority w:val="9"/>
     <w:semiHidden/>
-    <w:rsid w:val="00FE2B19"/>
+    <w:rsid w:val="00070981"/>
     <w:rPr>
       <w:rFonts w:eastAsiaTheme="majorEastAsia" w:cstheme="majorBidi"/>
       <w:color w:val="2F5496" w:themeColor="accent1" w:themeShade="BF"/>
@@ -1692,7 +1692,7 @@
     <w:link w:val="4"/>
     <w:uiPriority w:val="9"/>
     <w:semiHidden/>
-    <w:rsid w:val="00FE2B19"/>
+    <w:rsid w:val="00070981"/>
     <w:rPr>
       <w:rFonts w:eastAsiaTheme="majorEastAsia" w:cstheme="majorBidi"/>
       <w:i/>
@@ -1706,7 +1706,7 @@
     <w:link w:val="5"/>
     <w:uiPriority w:val="9"/>
     <w:semiHidden/>
-    <w:rsid w:val="00FE2B19"/>
+    <w:rsid w:val="00070981"/>
     <w:rPr>
       <w:rFonts w:eastAsiaTheme="majorEastAsia" w:cstheme="majorBidi"/>
       <w:color w:val="2F5496" w:themeColor="accent1" w:themeShade="BF"/>
@@ -1718,7 +1718,7 @@
     <w:link w:val="6"/>
     <w:uiPriority w:val="9"/>
     <w:semiHidden/>
-    <w:rsid w:val="00FE2B19"/>
+    <w:rsid w:val="00070981"/>
     <w:rPr>
       <w:rFonts w:eastAsiaTheme="majorEastAsia" w:cstheme="majorBidi"/>
       <w:i/>
@@ -1732,7 +1732,7 @@
     <w:link w:val="7"/>
     <w:uiPriority w:val="9"/>
     <w:semiHidden/>
-    <w:rsid w:val="00FE2B19"/>
+    <w:rsid w:val="00070981"/>
     <w:rPr>
       <w:rFonts w:eastAsiaTheme="majorEastAsia" w:cstheme="majorBidi"/>
       <w:color w:val="595959" w:themeColor="text1" w:themeTint="A6"/>
@@ -1744,7 +1744,7 @@
     <w:link w:val="8"/>
     <w:uiPriority w:val="9"/>
     <w:semiHidden/>
-    <w:rsid w:val="00FE2B19"/>
+    <w:rsid w:val="00070981"/>
     <w:rPr>
       <w:rFonts w:eastAsiaTheme="majorEastAsia" w:cstheme="majorBidi"/>
       <w:i/>
@@ -1758,7 +1758,7 @@
     <w:link w:val="9"/>
     <w:uiPriority w:val="9"/>
     <w:semiHidden/>
-    <w:rsid w:val="00FE2B19"/>
+    <w:rsid w:val="00070981"/>
     <w:rPr>
       <w:rFonts w:eastAsiaTheme="majorEastAsia" w:cstheme="majorBidi"/>
       <w:color w:val="272727" w:themeColor="text1" w:themeTint="D8"/>
@@ -1771,7 +1771,7 @@
     <w:link w:val="a4"/>
     <w:uiPriority w:val="10"/>
     <w:qFormat/>
-    <w:rsid w:val="00FE2B19"/>
+    <w:rsid w:val="00070981"/>
     <w:pPr>
       <w:spacing w:after="80" w:line="240" w:lineRule="auto"/>
       <w:contextualSpacing/>
@@ -1789,7 +1789,7 @@
     <w:basedOn w:val="a0"/>
     <w:link w:val="a3"/>
     <w:uiPriority w:val="10"/>
-    <w:rsid w:val="00FE2B19"/>
+    <w:rsid w:val="00070981"/>
     <w:rPr>
       <w:rFonts w:asciiTheme="majorHAnsi" w:eastAsiaTheme="majorEastAsia" w:hAnsiTheme="majorHAnsi" w:cstheme="majorBidi"/>
       <w:spacing w:val="-10"/>
@@ -1805,7 +1805,7 @@
     <w:link w:val="a6"/>
     <w:uiPriority w:val="11"/>
     <w:qFormat/>
-    <w:rsid w:val="00FE2B19"/>
+    <w:rsid w:val="00070981"/>
     <w:pPr>
       <w:numPr>
         <w:ilvl w:val="1"/>
@@ -1824,7 +1824,7 @@
     <w:basedOn w:val="a0"/>
     <w:link w:val="a5"/>
     <w:uiPriority w:val="11"/>
-    <w:rsid w:val="00FE2B19"/>
+    <w:rsid w:val="00070981"/>
     <w:rPr>
       <w:rFonts w:eastAsiaTheme="majorEastAsia" w:cstheme="majorBidi"/>
       <w:color w:val="595959" w:themeColor="text1" w:themeTint="A6"/>
@@ -1840,7 +1840,7 @@
     <w:link w:val="22"/>
     <w:uiPriority w:val="29"/>
     <w:qFormat/>
-    <w:rsid w:val="00FE2B19"/>
+    <w:rsid w:val="00070981"/>
     <w:pPr>
       <w:spacing w:before="160"/>
       <w:jc w:val="center"/>
@@ -1856,7 +1856,7 @@
     <w:basedOn w:val="a0"/>
     <w:link w:val="21"/>
     <w:uiPriority w:val="29"/>
-    <w:rsid w:val="00FE2B19"/>
+    <w:rsid w:val="00070981"/>
     <w:rPr>
       <w:i/>
       <w:iCs/>
@@ -1868,7 +1868,7 @@
     <w:basedOn w:val="a"/>
     <w:uiPriority w:val="34"/>
     <w:qFormat/>
-    <w:rsid w:val="00FE2B19"/>
+    <w:rsid w:val="00070981"/>
     <w:pPr>
       <w:ind w:left="720"/>
       <w:contextualSpacing/>
@@ -1879,7 +1879,7 @@
     <w:basedOn w:val="a0"/>
     <w:uiPriority w:val="21"/>
     <w:qFormat/>
-    <w:rsid w:val="00FE2B19"/>
+    <w:rsid w:val="00070981"/>
     <w:rPr>
       <w:i/>
       <w:iCs/>
@@ -1893,7 +1893,7 @@
     <w:link w:val="aa"/>
     <w:uiPriority w:val="30"/>
     <w:qFormat/>
-    <w:rsid w:val="00FE2B19"/>
+    <w:rsid w:val="00070981"/>
     <w:pPr>
       <w:pBdr>
         <w:top w:val="single" w:sz="4" w:space="10" w:color="2F5496" w:themeColor="accent1" w:themeShade="BF"/>
@@ -1914,7 +1914,7 @@
     <w:basedOn w:val="a0"/>
     <w:link w:val="a9"/>
     <w:uiPriority w:val="30"/>
-    <w:rsid w:val="00FE2B19"/>
+    <w:rsid w:val="00070981"/>
     <w:rPr>
       <w:i/>
       <w:iCs/>
@@ -1926,7 +1926,7 @@
     <w:basedOn w:val="a0"/>
     <w:uiPriority w:val="32"/>
     <w:qFormat/>
-    <w:rsid w:val="00FE2B19"/>
+    <w:rsid w:val="00070981"/>
     <w:rPr>
       <w:b/>
       <w:bCs/>
